--- a/Templates/الگوی_شماره_2.docx
+++ b/Templates/الگوی_شماره_2.docx
@@ -170,16 +170,16 @@
         <w:tblLook w:val="04A0" w:firstRow="1" w:lastRow="0" w:firstColumn="1" w:lastColumn="0" w:noHBand="0" w:noVBand="1"/>
       </w:tblPr>
       <w:tblGrid>
-        <w:gridCol w:w="1405"/>
-        <w:gridCol w:w="2124"/>
-        <w:gridCol w:w="1563"/>
-        <w:gridCol w:w="2124"/>
-        <w:gridCol w:w="2408"/>
+        <w:gridCol w:w="835"/>
+        <w:gridCol w:w="2762"/>
+        <w:gridCol w:w="1260"/>
+        <w:gridCol w:w="2964"/>
+        <w:gridCol w:w="2029"/>
       </w:tblGrid>
       <w:tr>
         <w:tc>
           <w:tcPr>
-            <w:tcW w:w="1405" w:type="dxa"/>
+            <w:tcW w:w="880" w:type="dxa"/>
             <w:shd w:val="clear" w:color="auto" w:fill="E7E6E6" w:themeFill="background2"/>
             <w:vAlign w:val="center"/>
           </w:tcPr>
@@ -212,21 +212,25 @@
         </w:tc>
         <w:tc>
           <w:tcPr>
-            <w:tcW w:w="2124" w:type="dxa"/>
-            <w:vAlign w:val="center"/>
-          </w:tcPr>
-          <w:p>
-            <w:pPr>
-              <w:jc w:val="center"/>
-              <w:rPr>
-                <w:rFonts w:asciiTheme="minorBidi" w:hAnsiTheme="minorBidi" w:cs="B Nazanin"/>
-                <w:rtl/>
-                <w:lang w:bidi="fa-IR"/>
-              </w:rPr>
-            </w:pPr>
-            <w:r>
-              <w:rPr>
-                <w:rFonts w:asciiTheme="minorBidi" w:hAnsiTheme="minorBidi" w:cs="B Nazanin"/>
+            <w:tcW w:w="2568" w:type="dxa"/>
+            <w:vAlign w:val="center"/>
+          </w:tcPr>
+          <w:p>
+            <w:pPr>
+              <w:jc w:val="center"/>
+              <w:rPr>
+                <w:rFonts w:asciiTheme="minorBidi" w:hAnsiTheme="minorBidi" w:cs="B Nazanin"/>
+                <w:sz w:val="24"/>
+                <w:szCs w:val="24"/>
+                <w:rtl/>
+                <w:lang w:bidi="fa-IR"/>
+              </w:rPr>
+            </w:pPr>
+            <w:r>
+              <w:rPr>
+                <w:rFonts w:asciiTheme="minorBidi" w:hAnsiTheme="minorBidi" w:cs="B Nazanin"/>
+                <w:sz w:val="24"/>
+                <w:szCs w:val="24"/>
                 <w:rtl/>
                 <w:lang w:bidi="fa-IR"/>
               </w:rPr>
@@ -236,7 +240,7 @@
         </w:tc>
         <w:tc>
           <w:tcPr>
-            <w:tcW w:w="1563" w:type="dxa"/>
+            <w:tcW w:w="1602" w:type="dxa"/>
             <w:shd w:val="clear" w:color="auto" w:fill="E7E6E6" w:themeFill="background2"/>
             <w:vAlign w:val="center"/>
           </w:tcPr>
@@ -269,21 +273,25 @@
         </w:tc>
         <w:tc>
           <w:tcPr>
-            <w:tcW w:w="2124" w:type="dxa"/>
-            <w:vAlign w:val="center"/>
-          </w:tcPr>
-          <w:p>
-            <w:pPr>
-              <w:jc w:val="center"/>
-              <w:rPr>
-                <w:rFonts w:asciiTheme="minorBidi" w:hAnsiTheme="minorBidi" w:cs="B Nazanin"/>
-                <w:rtl/>
-                <w:lang w:bidi="fa-IR"/>
-              </w:rPr>
-            </w:pPr>
-            <w:r>
-              <w:rPr>
-                <w:rFonts w:asciiTheme="minorBidi" w:hAnsiTheme="minorBidi" w:cs="B Nazanin"/>
+            <w:tcW w:w="3189" w:type="dxa"/>
+            <w:vAlign w:val="center"/>
+          </w:tcPr>
+          <w:p>
+            <w:pPr>
+              <w:jc w:val="center"/>
+              <w:rPr>
+                <w:rFonts w:asciiTheme="minorBidi" w:hAnsiTheme="minorBidi" w:cs="B Nazanin"/>
+                <w:sz w:val="24"/>
+                <w:szCs w:val="24"/>
+                <w:rtl/>
+                <w:lang w:bidi="fa-IR"/>
+              </w:rPr>
+            </w:pPr>
+            <w:r>
+              <w:rPr>
+                <w:rFonts w:asciiTheme="minorBidi" w:hAnsiTheme="minorBidi" w:cs="B Nazanin"/>
+                <w:sz w:val="24"/>
+                <w:szCs w:val="24"/>
                 <w:rtl/>
                 <w:lang w:bidi="fa-IR"/>
               </w:rPr>
@@ -293,10 +301,46 @@
         </w:tc>
         <w:tc>
           <w:tcPr>
-            <w:tcW w:w="2408" w:type="dxa"/>
+            <w:tcW w:w="1611" w:type="dxa"/>
             <w:vMerge w:val="restart"/>
             <w:vAlign w:val="center"/>
           </w:tcPr>
+          <w:p>
+            <w:pPr>
+              <w:jc w:val="center"/>
+              <w:rPr>
+                <w:rFonts w:asciiTheme="minorBidi" w:hAnsiTheme="minorBidi" w:cs="B Nazanin"/>
+                <w:rtl/>
+                <w:lang w:bidi="fa-IR"/>
+              </w:rPr>
+            </w:pPr>
+            <w:r>
+              <w:rPr>
+                <w:rFonts w:asciiTheme="minorBidi" w:hAnsiTheme="minorBidi" w:cs="B Nazanin" w:hint="cs"/>
+                <w:rtl/>
+                <w:lang w:bidi="fa-IR"/>
+              </w:rPr>
+              <w:t>عکس سرپرست</w:t>
+            </w:r>
+          </w:p>
+          <w:p>
+            <w:pPr>
+              <w:jc w:val="center"/>
+              <w:rPr>
+                <w:rFonts w:asciiTheme="minorBidi" w:hAnsiTheme="minorBidi" w:cs="B Nazanin"/>
+                <w:rtl/>
+                <w:lang w:bidi="fa-IR"/>
+              </w:rPr>
+            </w:pPr>
+            <w:r>
+              <w:rPr>
+                <w:rFonts w:asciiTheme="minorBidi" w:hAnsiTheme="minorBidi" w:cs="B Nazanin" w:hint="cs"/>
+                <w:rtl/>
+                <w:lang w:bidi="fa-IR"/>
+              </w:rPr>
+              <w:t>{{HeadPhoto}}</w:t>
+            </w:r>
+          </w:p>
           <w:p>
             <w:pPr>
               <w:jc w:val="center"/>
@@ -311,7 +355,7 @@
       <w:tr>
         <w:tc>
           <w:tcPr>
-            <w:tcW w:w="1405" w:type="dxa"/>
+            <w:tcW w:w="880" w:type="dxa"/>
             <w:shd w:val="clear" w:color="auto" w:fill="E7E6E6" w:themeFill="background2"/>
             <w:vAlign w:val="center"/>
           </w:tcPr>
@@ -344,21 +388,25 @@
         </w:tc>
         <w:tc>
           <w:tcPr>
-            <w:tcW w:w="2124" w:type="dxa"/>
-            <w:vAlign w:val="center"/>
-          </w:tcPr>
-          <w:p>
-            <w:pPr>
-              <w:jc w:val="center"/>
-              <w:rPr>
-                <w:rFonts w:asciiTheme="minorBidi" w:hAnsiTheme="minorBidi" w:cs="B Nazanin"/>
-                <w:rtl/>
-                <w:lang w:bidi="fa-IR"/>
-              </w:rPr>
-            </w:pPr>
-            <w:r>
-              <w:rPr>
-                <w:rFonts w:asciiTheme="minorBidi" w:hAnsiTheme="minorBidi" w:cs="B Nazanin"/>
+            <w:tcW w:w="2568" w:type="dxa"/>
+            <w:vAlign w:val="center"/>
+          </w:tcPr>
+          <w:p>
+            <w:pPr>
+              <w:jc w:val="center"/>
+              <w:rPr>
+                <w:rFonts w:asciiTheme="minorBidi" w:hAnsiTheme="minorBidi" w:cs="B Nazanin"/>
+                <w:sz w:val="24"/>
+                <w:szCs w:val="24"/>
+                <w:rtl/>
+                <w:lang w:bidi="fa-IR"/>
+              </w:rPr>
+            </w:pPr>
+            <w:r>
+              <w:rPr>
+                <w:rFonts w:asciiTheme="minorBidi" w:hAnsiTheme="minorBidi" w:cs="B Nazanin"/>
+                <w:sz w:val="24"/>
+                <w:szCs w:val="24"/>
                 <w:rtl/>
                 <w:lang w:bidi="fa-IR"/>
               </w:rPr>
@@ -368,7 +416,7 @@
         </w:tc>
         <w:tc>
           <w:tcPr>
-            <w:tcW w:w="1563" w:type="dxa"/>
+            <w:tcW w:w="1602" w:type="dxa"/>
             <w:shd w:val="clear" w:color="auto" w:fill="E7E6E6" w:themeFill="background2"/>
             <w:vAlign w:val="center"/>
           </w:tcPr>
@@ -401,23 +449,25 @@
         </w:tc>
         <w:tc>
           <w:tcPr>
-            <w:tcW w:w="2124" w:type="dxa"/>
-            <w:vAlign w:val="center"/>
-          </w:tcPr>
-          <w:p>
-            <w:pPr>
-              <w:jc w:val="center"/>
-              <w:rPr>
-                <w:rFonts w:asciiTheme="minorBidi" w:hAnsiTheme="minorBidi" w:cs="B Nazanin"/>
-                <w:rtl/>
-                <w:lang w:bidi="fa-IR"/>
-              </w:rPr>
-            </w:pPr>
-          </w:p>
-        </w:tc>
-        <w:tc>
-          <w:tcPr>
-            <w:tcW w:w="2408" w:type="dxa"/>
+            <w:tcW w:w="3189" w:type="dxa"/>
+            <w:vAlign w:val="center"/>
+          </w:tcPr>
+          <w:p>
+            <w:pPr>
+              <w:jc w:val="center"/>
+              <w:rPr>
+                <w:rFonts w:asciiTheme="minorBidi" w:hAnsiTheme="minorBidi" w:cs="B Nazanin"/>
+                <w:sz w:val="24"/>
+                <w:szCs w:val="24"/>
+                <w:rtl/>
+                <w:lang w:bidi="fa-IR"/>
+              </w:rPr>
+            </w:pPr>
+          </w:p>
+        </w:tc>
+        <w:tc>
+          <w:tcPr>
+            <w:tcW w:w="1611" w:type="dxa"/>
             <w:vMerge/>
           </w:tcPr>
           <w:p>
@@ -435,7 +485,7 @@
       <w:tr>
         <w:tc>
           <w:tcPr>
-            <w:tcW w:w="1405" w:type="dxa"/>
+            <w:tcW w:w="880" w:type="dxa"/>
             <w:shd w:val="clear" w:color="auto" w:fill="E7E6E6" w:themeFill="background2"/>
             <w:vAlign w:val="center"/>
           </w:tcPr>
@@ -468,7 +518,7 @@
         </w:tc>
         <w:tc>
           <w:tcPr>
-            <w:tcW w:w="2124" w:type="dxa"/>
+            <w:tcW w:w="2568" w:type="dxa"/>
             <w:vAlign w:val="center"/>
           </w:tcPr>
           <w:p>
@@ -477,13 +527,17 @@
               <w:jc w:val="center"/>
               <w:rPr>
                 <w:rFonts w:asciiTheme="minorBidi" w:hAnsiTheme="minorBidi" w:cs="B Nazanin"/>
-                <w:rtl/>
-                <w:lang w:bidi="fa-IR"/>
-              </w:rPr>
-            </w:pPr>
-            <w:r>
-              <w:rPr>
-                <w:rFonts w:asciiTheme="minorBidi" w:hAnsiTheme="minorBidi" w:cs="B Nazanin"/>
+                <w:sz w:val="24"/>
+                <w:szCs w:val="24"/>
+                <w:rtl/>
+                <w:lang w:bidi="fa-IR"/>
+              </w:rPr>
+            </w:pPr>
+            <w:r>
+              <w:rPr>
+                <w:rFonts w:asciiTheme="minorBidi" w:hAnsiTheme="minorBidi" w:cs="B Nazanin"/>
+                <w:sz w:val="24"/>
+                <w:szCs w:val="24"/>
                 <w:rtl/>
                 <w:lang w:bidi="fa-IR"/>
               </w:rPr>
@@ -493,7 +547,7 @@
         </w:tc>
         <w:tc>
           <w:tcPr>
-            <w:tcW w:w="1563" w:type="dxa"/>
+            <w:tcW w:w="1602" w:type="dxa"/>
             <w:shd w:val="clear" w:color="auto" w:fill="E7E6E6" w:themeFill="background2"/>
             <w:vAlign w:val="center"/>
           </w:tcPr>
@@ -526,21 +580,25 @@
         </w:tc>
         <w:tc>
           <w:tcPr>
-            <w:tcW w:w="2124" w:type="dxa"/>
-            <w:vAlign w:val="center"/>
-          </w:tcPr>
-          <w:p>
-            <w:pPr>
-              <w:jc w:val="center"/>
-              <w:rPr>
-                <w:rFonts w:asciiTheme="minorBidi" w:hAnsiTheme="minorBidi" w:cs="B Nazanin"/>
-                <w:rtl/>
-                <w:lang w:bidi="fa-IR"/>
-              </w:rPr>
-            </w:pPr>
-            <w:r>
-              <w:rPr>
-                <w:rFonts w:asciiTheme="minorBidi" w:hAnsiTheme="minorBidi" w:cs="B Nazanin"/>
+            <w:tcW w:w="3189" w:type="dxa"/>
+            <w:vAlign w:val="center"/>
+          </w:tcPr>
+          <w:p>
+            <w:pPr>
+              <w:jc w:val="center"/>
+              <w:rPr>
+                <w:rFonts w:asciiTheme="minorBidi" w:hAnsiTheme="minorBidi" w:cs="B Nazanin"/>
+                <w:sz w:val="24"/>
+                <w:szCs w:val="24"/>
+                <w:rtl/>
+                <w:lang w:bidi="fa-IR"/>
+              </w:rPr>
+            </w:pPr>
+            <w:r>
+              <w:rPr>
+                <w:rFonts w:asciiTheme="minorBidi" w:hAnsiTheme="minorBidi" w:cs="B Nazanin"/>
+                <w:sz w:val="24"/>
+                <w:szCs w:val="24"/>
                 <w:rtl/>
                 <w:lang w:bidi="fa-IR"/>
               </w:rPr>
@@ -550,7 +608,7 @@
         </w:tc>
         <w:tc>
           <w:tcPr>
-            <w:tcW w:w="2408" w:type="dxa"/>
+            <w:tcW w:w="1611" w:type="dxa"/>
             <w:vMerge/>
           </w:tcPr>
           <w:p>
@@ -571,7 +629,7 @@
         </w:trPr>
         <w:tc>
           <w:tcPr>
-            <w:tcW w:w="1405" w:type="dxa"/>
+            <w:tcW w:w="880" w:type="dxa"/>
             <w:shd w:val="clear" w:color="auto" w:fill="E7E6E6" w:themeFill="background2"/>
             <w:vAlign w:val="center"/>
           </w:tcPr>
@@ -604,21 +662,25 @@
         </w:tc>
         <w:tc>
           <w:tcPr>
-            <w:tcW w:w="2124" w:type="dxa"/>
-            <w:vAlign w:val="center"/>
-          </w:tcPr>
-          <w:p>
-            <w:pPr>
-              <w:jc w:val="center"/>
-              <w:rPr>
-                <w:rFonts w:asciiTheme="minorBidi" w:hAnsiTheme="minorBidi" w:cs="B Nazanin"/>
-                <w:rtl/>
-                <w:lang w:bidi="fa-IR"/>
-              </w:rPr>
-            </w:pPr>
-            <w:r>
-              <w:rPr>
-                <w:rFonts w:asciiTheme="minorBidi" w:hAnsiTheme="minorBidi" w:cs="B Nazanin"/>
+            <w:tcW w:w="2568" w:type="dxa"/>
+            <w:vAlign w:val="center"/>
+          </w:tcPr>
+          <w:p>
+            <w:pPr>
+              <w:jc w:val="center"/>
+              <w:rPr>
+                <w:rFonts w:asciiTheme="minorBidi" w:hAnsiTheme="minorBidi" w:cs="B Nazanin"/>
+                <w:sz w:val="24"/>
+                <w:szCs w:val="24"/>
+                <w:rtl/>
+                <w:lang w:bidi="fa-IR"/>
+              </w:rPr>
+            </w:pPr>
+            <w:r>
+              <w:rPr>
+                <w:rFonts w:asciiTheme="minorBidi" w:hAnsiTheme="minorBidi" w:cs="B Nazanin"/>
+                <w:sz w:val="24"/>
+                <w:szCs w:val="24"/>
                 <w:rtl/>
                 <w:lang w:bidi="fa-IR"/>
               </w:rPr>
@@ -628,7 +690,7 @@
         </w:tc>
         <w:tc>
           <w:tcPr>
-            <w:tcW w:w="1563" w:type="dxa"/>
+            <w:tcW w:w="1602" w:type="dxa"/>
             <w:shd w:val="clear" w:color="auto" w:fill="E7E6E6" w:themeFill="background2"/>
             <w:vAlign w:val="center"/>
           </w:tcPr>
@@ -661,21 +723,25 @@
         </w:tc>
         <w:tc>
           <w:tcPr>
-            <w:tcW w:w="2124" w:type="dxa"/>
-            <w:vAlign w:val="center"/>
-          </w:tcPr>
-          <w:p>
-            <w:pPr>
-              <w:jc w:val="center"/>
-              <w:rPr>
-                <w:rFonts w:asciiTheme="minorBidi" w:hAnsiTheme="minorBidi" w:cs="B Nazanin"/>
-                <w:rtl/>
-                <w:lang w:bidi="fa-IR"/>
-              </w:rPr>
-            </w:pPr>
-            <w:r>
-              <w:rPr>
-                <w:rFonts w:asciiTheme="minorBidi" w:hAnsiTheme="minorBidi" w:cs="B Nazanin"/>
+            <w:tcW w:w="3189" w:type="dxa"/>
+            <w:vAlign w:val="center"/>
+          </w:tcPr>
+          <w:p>
+            <w:pPr>
+              <w:jc w:val="center"/>
+              <w:rPr>
+                <w:rFonts w:asciiTheme="minorBidi" w:hAnsiTheme="minorBidi" w:cs="B Nazanin"/>
+                <w:sz w:val="24"/>
+                <w:szCs w:val="24"/>
+                <w:rtl/>
+                <w:lang w:bidi="fa-IR"/>
+              </w:rPr>
+            </w:pPr>
+            <w:r>
+              <w:rPr>
+                <w:rFonts w:asciiTheme="minorBidi" w:hAnsiTheme="minorBidi" w:cs="B Nazanin"/>
+                <w:sz w:val="24"/>
+                <w:szCs w:val="24"/>
                 <w:rtl/>
                 <w:lang w:bidi="fa-IR"/>
               </w:rPr>
@@ -685,7 +751,7 @@
         </w:tc>
         <w:tc>
           <w:tcPr>
-            <w:tcW w:w="2408" w:type="dxa"/>
+            <w:tcW w:w="1611" w:type="dxa"/>
             <w:vMerge/>
           </w:tcPr>
           <w:p>
@@ -706,7 +772,7 @@
         </w:trPr>
         <w:tc>
           <w:tcPr>
-            <w:tcW w:w="1405" w:type="dxa"/>
+            <w:tcW w:w="880" w:type="dxa"/>
             <w:shd w:val="clear" w:color="auto" w:fill="E7E6E6" w:themeFill="background2"/>
             <w:vAlign w:val="center"/>
           </w:tcPr>
@@ -739,21 +805,25 @@
         </w:tc>
         <w:tc>
           <w:tcPr>
-            <w:tcW w:w="2124" w:type="dxa"/>
-            <w:vAlign w:val="center"/>
-          </w:tcPr>
-          <w:p>
-            <w:pPr>
-              <w:jc w:val="center"/>
-              <w:rPr>
-                <w:rFonts w:asciiTheme="minorBidi" w:hAnsiTheme="minorBidi" w:cs="B Nazanin"/>
-                <w:rtl/>
-                <w:lang w:bidi="fa-IR"/>
-              </w:rPr>
-            </w:pPr>
-            <w:r>
-              <w:rPr>
-                <w:rFonts w:asciiTheme="minorBidi" w:hAnsiTheme="minorBidi" w:cs="B Nazanin"/>
+            <w:tcW w:w="2568" w:type="dxa"/>
+            <w:vAlign w:val="center"/>
+          </w:tcPr>
+          <w:p>
+            <w:pPr>
+              <w:jc w:val="center"/>
+              <w:rPr>
+                <w:rFonts w:asciiTheme="minorBidi" w:hAnsiTheme="minorBidi" w:cs="B Nazanin"/>
+                <w:sz w:val="24"/>
+                <w:szCs w:val="24"/>
+                <w:rtl/>
+                <w:lang w:bidi="fa-IR"/>
+              </w:rPr>
+            </w:pPr>
+            <w:r>
+              <w:rPr>
+                <w:rFonts w:asciiTheme="minorBidi" w:hAnsiTheme="minorBidi" w:cs="B Nazanin"/>
+                <w:sz w:val="24"/>
+                <w:szCs w:val="24"/>
                 <w:rtl/>
                 <w:lang w:bidi="fa-IR"/>
               </w:rPr>
@@ -763,7 +833,7 @@
         </w:tc>
         <w:tc>
           <w:tcPr>
-            <w:tcW w:w="1563" w:type="dxa"/>
+            <w:tcW w:w="1602" w:type="dxa"/>
             <w:shd w:val="clear" w:color="auto" w:fill="E7E6E6" w:themeFill="background2"/>
             <w:vAlign w:val="center"/>
           </w:tcPr>
@@ -796,21 +866,25 @@
         </w:tc>
         <w:tc>
           <w:tcPr>
-            <w:tcW w:w="2124" w:type="dxa"/>
-            <w:vAlign w:val="center"/>
-          </w:tcPr>
-          <w:p>
-            <w:pPr>
-              <w:jc w:val="center"/>
-              <w:rPr>
-                <w:rFonts w:asciiTheme="minorBidi" w:hAnsiTheme="minorBidi" w:cs="B Nazanin"/>
-                <w:rtl/>
-                <w:lang w:bidi="fa-IR"/>
-              </w:rPr>
-            </w:pPr>
-            <w:r>
-              <w:rPr>
-                <w:rFonts w:asciiTheme="minorBidi" w:hAnsiTheme="minorBidi" w:cs="B Nazanin"/>
+            <w:tcW w:w="3189" w:type="dxa"/>
+            <w:vAlign w:val="center"/>
+          </w:tcPr>
+          <w:p>
+            <w:pPr>
+              <w:jc w:val="center"/>
+              <w:rPr>
+                <w:rFonts w:asciiTheme="minorBidi" w:hAnsiTheme="minorBidi" w:cs="B Nazanin"/>
+                <w:sz w:val="24"/>
+                <w:szCs w:val="24"/>
+                <w:rtl/>
+                <w:lang w:bidi="fa-IR"/>
+              </w:rPr>
+            </w:pPr>
+            <w:r>
+              <w:rPr>
+                <w:rFonts w:asciiTheme="minorBidi" w:hAnsiTheme="minorBidi" w:cs="B Nazanin"/>
+                <w:sz w:val="24"/>
+                <w:szCs w:val="24"/>
                 <w:rtl/>
                 <w:lang w:bidi="fa-IR"/>
               </w:rPr>
@@ -820,7 +894,7 @@
         </w:tc>
         <w:tc>
           <w:tcPr>
-            <w:tcW w:w="2408" w:type="dxa"/>
+            <w:tcW w:w="1611" w:type="dxa"/>
             <w:vMerge/>
           </w:tcPr>
           <w:p>
@@ -841,7 +915,7 @@
         </w:trPr>
         <w:tc>
           <w:tcPr>
-            <w:tcW w:w="1405" w:type="dxa"/>
+            <w:tcW w:w="880" w:type="dxa"/>
             <w:shd w:val="clear" w:color="auto" w:fill="E7E6E6" w:themeFill="background2"/>
             <w:vAlign w:val="center"/>
           </w:tcPr>
@@ -874,21 +948,25 @@
         </w:tc>
         <w:tc>
           <w:tcPr>
-            <w:tcW w:w="2124" w:type="dxa"/>
-            <w:vAlign w:val="center"/>
-          </w:tcPr>
-          <w:p>
-            <w:pPr>
-              <w:jc w:val="center"/>
-              <w:rPr>
-                <w:rFonts w:asciiTheme="minorBidi" w:hAnsiTheme="minorBidi" w:cs="B Nazanin"/>
-                <w:rtl/>
-                <w:lang w:bidi="fa-IR"/>
-              </w:rPr>
-            </w:pPr>
-            <w:r>
-              <w:rPr>
-                <w:rFonts w:asciiTheme="minorBidi" w:hAnsiTheme="minorBidi" w:cs="B Nazanin"/>
+            <w:tcW w:w="2568" w:type="dxa"/>
+            <w:vAlign w:val="center"/>
+          </w:tcPr>
+          <w:p>
+            <w:pPr>
+              <w:jc w:val="center"/>
+              <w:rPr>
+                <w:rFonts w:asciiTheme="minorBidi" w:hAnsiTheme="minorBidi" w:cs="B Nazanin"/>
+                <w:sz w:val="24"/>
+                <w:szCs w:val="24"/>
+                <w:rtl/>
+                <w:lang w:bidi="fa-IR"/>
+              </w:rPr>
+            </w:pPr>
+            <w:r>
+              <w:rPr>
+                <w:rFonts w:asciiTheme="minorBidi" w:hAnsiTheme="minorBidi" w:cs="B Nazanin"/>
+                <w:sz w:val="24"/>
+                <w:szCs w:val="24"/>
                 <w:rtl/>
                 <w:lang w:bidi="fa-IR"/>
               </w:rPr>
@@ -898,7 +976,7 @@
         </w:tc>
         <w:tc>
           <w:tcPr>
-            <w:tcW w:w="1563" w:type="dxa"/>
+            <w:tcW w:w="1602" w:type="dxa"/>
             <w:shd w:val="clear" w:color="auto" w:fill="E7E6E6" w:themeFill="background2"/>
             <w:vAlign w:val="center"/>
           </w:tcPr>
@@ -931,21 +1009,25 @@
         </w:tc>
         <w:tc>
           <w:tcPr>
-            <w:tcW w:w="2124" w:type="dxa"/>
-            <w:vAlign w:val="center"/>
-          </w:tcPr>
-          <w:p>
-            <w:pPr>
-              <w:jc w:val="center"/>
-              <w:rPr>
-                <w:rFonts w:asciiTheme="minorBidi" w:hAnsiTheme="minorBidi" w:cs="B Nazanin"/>
-                <w:rtl/>
-                <w:lang w:bidi="fa-IR"/>
-              </w:rPr>
-            </w:pPr>
-            <w:r>
-              <w:rPr>
-                <w:rFonts w:asciiTheme="minorBidi" w:hAnsiTheme="minorBidi" w:cs="B Nazanin"/>
+            <w:tcW w:w="3189" w:type="dxa"/>
+            <w:vAlign w:val="center"/>
+          </w:tcPr>
+          <w:p>
+            <w:pPr>
+              <w:jc w:val="center"/>
+              <w:rPr>
+                <w:rFonts w:asciiTheme="minorBidi" w:hAnsiTheme="minorBidi" w:cs="B Nazanin"/>
+                <w:sz w:val="24"/>
+                <w:szCs w:val="24"/>
+                <w:rtl/>
+                <w:lang w:bidi="fa-IR"/>
+              </w:rPr>
+            </w:pPr>
+            <w:r>
+              <w:rPr>
+                <w:rFonts w:asciiTheme="minorBidi" w:hAnsiTheme="minorBidi" w:cs="B Nazanin"/>
+                <w:sz w:val="24"/>
+                <w:szCs w:val="24"/>
                 <w:rtl/>
                 <w:lang w:bidi="fa-IR"/>
               </w:rPr>
@@ -955,7 +1037,178 @@
         </w:tc>
         <w:tc>
           <w:tcPr>
-            <w:tcW w:w="2408" w:type="dxa"/>
+            <w:tcW w:w="1611" w:type="dxa"/>
+            <w:vMerge/>
+          </w:tcPr>
+          <w:p>
+            <w:pPr>
+              <w:jc w:val="center"/>
+              <w:rPr>
+                <w:rFonts w:asciiTheme="minorBidi" w:hAnsiTheme="minorBidi" w:cs="B Nazanin"/>
+                <w:rtl/>
+                <w:lang w:bidi="fa-IR"/>
+              </w:rPr>
+            </w:pPr>
+          </w:p>
+        </w:tc>
+      </w:tr>
+      <w:tr>
+        <w:trPr>
+          <w:trHeight w:val="883"/>
+        </w:trPr>
+        <w:tc>
+          <w:tcPr>
+            <w:tcW w:w="880" w:type="dxa"/>
+            <w:shd w:val="clear" w:color="auto" w:fill="E7E6E6" w:themeFill="background2"/>
+            <w:vAlign w:val="center"/>
+          </w:tcPr>
+          <w:p>
+            <w:pPr>
+              <w:jc w:val="center"/>
+              <w:rPr>
+                <w:rFonts w:asciiTheme="minorBidi" w:hAnsiTheme="minorBidi" w:cs="B Nazanin"/>
+                <w:b/>
+                <w:bCs/>
+                <w:sz w:val="22"/>
+                <w:szCs w:val="22"/>
+                <w:rtl/>
+                <w:lang w:bidi="fa-IR"/>
+              </w:rPr>
+            </w:pPr>
+            <w:r>
+              <w:rPr>
+                <w:rFonts w:asciiTheme="minorBidi" w:hAnsiTheme="minorBidi" w:cs="B Nazanin"/>
+                <w:b/>
+                <w:bCs/>
+                <w:sz w:val="22"/>
+                <w:szCs w:val="22"/>
+                <w:rtl/>
+                <w:lang w:bidi="fa-IR"/>
+              </w:rPr>
+              <w:t>علت فوت</w:t>
+            </w:r>
+            <w:r>
+              <w:rPr>
+                <w:rFonts w:asciiTheme="minorBidi" w:hAnsiTheme="minorBidi" w:cs="B Nazanin"/>
+                <w:b/>
+                <w:bCs/>
+                <w:sz w:val="22"/>
+                <w:szCs w:val="22"/>
+                <w:rtl/>
+                <w:lang w:bidi="fa-IR"/>
+              </w:rPr>
+              <w:t xml:space="preserve"> پدر</w:t>
+            </w:r>
+            <w:r>
+              <w:rPr>
+                <w:rFonts w:asciiTheme="minorBidi" w:hAnsiTheme="minorBidi" w:cs="B Nazanin"/>
+                <w:b/>
+                <w:bCs/>
+                <w:sz w:val="22"/>
+                <w:szCs w:val="22"/>
+                <w:rtl/>
+                <w:lang w:bidi="fa-IR"/>
+              </w:rPr>
+              <w:t>:</w:t>
+            </w:r>
+          </w:p>
+        </w:tc>
+        <w:tc>
+          <w:tcPr>
+            <w:tcW w:w="2568" w:type="dxa"/>
+            <w:vAlign w:val="center"/>
+          </w:tcPr>
+          <w:p>
+            <w:pPr>
+              <w:jc w:val="center"/>
+              <w:rPr>
+                <w:rFonts w:asciiTheme="minorBidi" w:hAnsiTheme="minorBidi" w:cs="B Nazanin"/>
+                <w:sz w:val="24"/>
+                <w:szCs w:val="24"/>
+                <w:rtl/>
+                <w:lang w:bidi="fa-IR"/>
+              </w:rPr>
+            </w:pPr>
+          </w:p>
+        </w:tc>
+        <w:tc>
+          <w:tcPr>
+            <w:tcW w:w="1602" w:type="dxa"/>
+            <w:shd w:val="clear" w:color="auto" w:fill="E7E6E6" w:themeFill="background2"/>
+            <w:vAlign w:val="center"/>
+          </w:tcPr>
+          <w:p>
+            <w:pPr>
+              <w:jc w:val="center"/>
+              <w:rPr>
+                <w:rFonts w:asciiTheme="minorBidi" w:hAnsiTheme="minorBidi" w:cs="B Nazanin"/>
+                <w:b/>
+                <w:bCs/>
+                <w:sz w:val="22"/>
+                <w:szCs w:val="22"/>
+                <w:rtl/>
+                <w:lang w:bidi="fa-IR"/>
+              </w:rPr>
+            </w:pPr>
+            <w:r>
+              <w:rPr>
+                <w:rFonts w:asciiTheme="minorBidi" w:hAnsiTheme="minorBidi" w:cs="B Nazanin"/>
+                <w:b/>
+                <w:bCs/>
+                <w:sz w:val="22"/>
+                <w:szCs w:val="22"/>
+                <w:rtl/>
+                <w:lang w:bidi="fa-IR"/>
+              </w:rPr>
+              <w:t>تاریخ فوت</w:t>
+            </w:r>
+            <w:r>
+              <w:rPr>
+                <w:rFonts w:asciiTheme="minorBidi" w:hAnsiTheme="minorBidi" w:cs="B Nazanin"/>
+                <w:b/>
+                <w:bCs/>
+                <w:sz w:val="22"/>
+                <w:szCs w:val="22"/>
+                <w:rtl/>
+                <w:lang w:bidi="fa-IR"/>
+              </w:rPr>
+              <w:t xml:space="preserve"> پدر</w:t>
+            </w:r>
+            <w:r>
+              <w:rPr>
+                <w:rFonts w:asciiTheme="minorBidi" w:hAnsiTheme="minorBidi" w:cs="B Nazanin"/>
+                <w:b/>
+                <w:bCs/>
+                <w:sz w:val="22"/>
+                <w:szCs w:val="22"/>
+                <w:rtl/>
+                <w:lang w:bidi="fa-IR"/>
+              </w:rPr>
+              <w:t>:</w:t>
+            </w:r>
+          </w:p>
+        </w:tc>
+        <w:tc>
+          <w:tcPr>
+            <w:tcW w:w="3189" w:type="dxa"/>
+            <w:vAlign w:val="center"/>
+          </w:tcPr>
+          <w:p>
+            <w:pPr>
+              <w:jc w:val="center"/>
+              <w:rPr>
+                <w:rFonts w:asciiTheme="minorBidi" w:hAnsiTheme="minorBidi" w:cs="B Nazanin"/>
+                <w:sz w:val="24"/>
+                <w:szCs w:val="24"/>
+                <w:rtl/>
+                <w:lang w:bidi="fa-IR"/>
+              </w:rPr>
+            </w:pPr>
+          </w:p>
+        </w:tc>
+        <w:tc>
+          <w:tcPr>
+            <w:tcW w:w="1611" w:type="dxa"/>
             <w:vMerge/>
           </w:tcPr>
           <w:p>
@@ -976,207 +1229,242 @@
         </w:trPr>
         <w:tc>
           <w:tcPr>
-            <w:tcW w:w="1405" w:type="dxa"/>
-            <w:shd w:val="clear" w:color="auto" w:fill="E7E6E6" w:themeFill="background2"/>
-            <w:vAlign w:val="center"/>
-          </w:tcPr>
-          <w:p>
-            <w:pPr>
-              <w:jc w:val="center"/>
-              <w:rPr>
-                <w:rFonts w:asciiTheme="minorBidi" w:hAnsiTheme="minorBidi" w:cs="B Nazanin"/>
-                <w:b/>
-                <w:bCs/>
-                <w:sz w:val="22"/>
-                <w:szCs w:val="22"/>
-                <w:rtl/>
-                <w:lang w:bidi="fa-IR"/>
-              </w:rPr>
-            </w:pPr>
-            <w:r>
-              <w:rPr>
-                <w:rFonts w:asciiTheme="minorBidi" w:hAnsiTheme="minorBidi" w:cs="B Nazanin"/>
-                <w:b/>
-                <w:bCs/>
-                <w:sz w:val="22"/>
-                <w:szCs w:val="22"/>
-                <w:rtl/>
-                <w:lang w:bidi="fa-IR"/>
-              </w:rPr>
-              <w:t>علت فوت</w:t>
-            </w:r>
-            <w:r>
-              <w:rPr>
-                <w:rFonts w:asciiTheme="minorBidi" w:hAnsiTheme="minorBidi" w:cs="B Nazanin"/>
-                <w:b/>
-                <w:bCs/>
-                <w:sz w:val="22"/>
-                <w:szCs w:val="22"/>
-                <w:rtl/>
-                <w:lang w:bidi="fa-IR"/>
-              </w:rPr>
-              <w:t xml:space="preserve"> پدر</w:t>
-            </w:r>
-            <w:r>
-              <w:rPr>
-                <w:rFonts w:asciiTheme="minorBidi" w:hAnsiTheme="minorBidi" w:cs="B Nazanin"/>
-                <w:b/>
-                <w:bCs/>
-                <w:sz w:val="22"/>
-                <w:szCs w:val="22"/>
-                <w:rtl/>
-                <w:lang w:bidi="fa-IR"/>
-              </w:rPr>
-              <w:t>:</w:t>
-            </w:r>
-          </w:p>
-        </w:tc>
-        <w:tc>
-          <w:tcPr>
-            <w:tcW w:w="2124" w:type="dxa"/>
-            <w:vAlign w:val="center"/>
-          </w:tcPr>
-          <w:p>
-            <w:pPr>
-              <w:jc w:val="center"/>
-              <w:rPr>
-                <w:rFonts w:asciiTheme="minorBidi" w:hAnsiTheme="minorBidi" w:cs="B Nazanin"/>
-                <w:rtl/>
-                <w:lang w:bidi="fa-IR"/>
-              </w:rPr>
-            </w:pPr>
-          </w:p>
-        </w:tc>
-        <w:tc>
-          <w:tcPr>
-            <w:tcW w:w="1563" w:type="dxa"/>
-            <w:shd w:val="clear" w:color="auto" w:fill="E7E6E6" w:themeFill="background2"/>
-            <w:vAlign w:val="center"/>
-          </w:tcPr>
-          <w:p>
-            <w:pPr>
-              <w:jc w:val="center"/>
-              <w:rPr>
-                <w:rFonts w:asciiTheme="minorBidi" w:hAnsiTheme="minorBidi" w:cs="B Nazanin"/>
-                <w:b/>
-                <w:bCs/>
-                <w:sz w:val="22"/>
-                <w:szCs w:val="22"/>
-                <w:rtl/>
-                <w:lang w:bidi="fa-IR"/>
-              </w:rPr>
-            </w:pPr>
-            <w:r>
-              <w:rPr>
-                <w:rFonts w:asciiTheme="minorBidi" w:hAnsiTheme="minorBidi" w:cs="B Nazanin"/>
-                <w:b/>
-                <w:bCs/>
-                <w:sz w:val="22"/>
-                <w:szCs w:val="22"/>
-                <w:rtl/>
-                <w:lang w:bidi="fa-IR"/>
-              </w:rPr>
-              <w:t>تاریخ فوت</w:t>
-            </w:r>
-            <w:r>
-              <w:rPr>
-                <w:rFonts w:asciiTheme="minorBidi" w:hAnsiTheme="minorBidi" w:cs="B Nazanin"/>
-                <w:b/>
-                <w:bCs/>
-                <w:sz w:val="22"/>
-                <w:szCs w:val="22"/>
-                <w:rtl/>
-                <w:lang w:bidi="fa-IR"/>
-              </w:rPr>
-              <w:t xml:space="preserve"> پدر</w:t>
-            </w:r>
-            <w:r>
-              <w:rPr>
-                <w:rFonts w:asciiTheme="minorBidi" w:hAnsiTheme="minorBidi" w:cs="B Nazanin"/>
-                <w:b/>
-                <w:bCs/>
-                <w:sz w:val="22"/>
-                <w:szCs w:val="22"/>
-                <w:rtl/>
-                <w:lang w:bidi="fa-IR"/>
-              </w:rPr>
-              <w:t>:</w:t>
-            </w:r>
-          </w:p>
-        </w:tc>
-        <w:tc>
-          <w:tcPr>
-            <w:tcW w:w="2124" w:type="dxa"/>
-            <w:vAlign w:val="center"/>
-          </w:tcPr>
-          <w:p>
-            <w:pPr>
-              <w:jc w:val="center"/>
-              <w:rPr>
-                <w:rFonts w:asciiTheme="minorBidi" w:hAnsiTheme="minorBidi" w:cs="B Nazanin"/>
-                <w:rtl/>
-                <w:lang w:bidi="fa-IR"/>
-              </w:rPr>
-            </w:pPr>
-          </w:p>
-        </w:tc>
-        <w:tc>
-          <w:tcPr>
-            <w:tcW w:w="2408" w:type="dxa"/>
-            <w:vMerge/>
-          </w:tcPr>
-          <w:p>
-            <w:pPr>
-              <w:jc w:val="center"/>
-              <w:rPr>
-                <w:rFonts w:asciiTheme="minorBidi" w:hAnsiTheme="minorBidi" w:cs="B Nazanin"/>
-                <w:rtl/>
-                <w:lang w:bidi="fa-IR"/>
-              </w:rPr>
-            </w:pPr>
+            <w:tcW w:w="880" w:type="dxa"/>
+            <w:shd w:val="clear" w:color="auto" w:fill="E7E6E6" w:themeFill="background2"/>
+            <w:vAlign w:val="center"/>
+          </w:tcPr>
+          <w:p>
+            <w:pPr>
+              <w:jc w:val="center"/>
+              <w:rPr>
+                <w:rFonts w:asciiTheme="minorBidi" w:hAnsiTheme="minorBidi" w:cs="B Nazanin"/>
+                <w:b/>
+                <w:bCs/>
+                <w:sz w:val="22"/>
+                <w:szCs w:val="22"/>
+                <w:rtl/>
+                <w:lang w:bidi="fa-IR"/>
+              </w:rPr>
+            </w:pPr>
+            <w:r>
+              <w:rPr>
+                <w:rFonts w:asciiTheme="minorBidi" w:hAnsiTheme="minorBidi" w:cs="B Nazanin"/>
+                <w:b/>
+                <w:bCs/>
+                <w:sz w:val="22"/>
+                <w:szCs w:val="22"/>
+                <w:rtl/>
+                <w:lang w:bidi="fa-IR"/>
+              </w:rPr>
+              <w:t>آدرس:</w:t>
+            </w:r>
+          </w:p>
+        </w:tc>
+        <w:tc>
+          <w:tcPr>
+            <w:tcW w:w="4170" w:type="dxa"/>
+            <w:gridSpan w:val="2"/>
+            <w:vAlign w:val="center"/>
+          </w:tcPr>
+          <w:p>
+            <w:pPr>
+              <w:jc w:val="center"/>
+              <w:rPr>
+                <w:rFonts w:asciiTheme="minorBidi" w:hAnsiTheme="minorBidi" w:cs="B Nazanin"/>
+                <w:b/>
+                <w:bCs/>
+                <w:sz w:val="26"/>
+                <w:szCs w:val="26"/>
+                <w:rtl/>
+                <w:lang w:bidi="fa-IR"/>
+              </w:rPr>
+            </w:pPr>
+            <w:r>
+              <w:rPr>
+                <w:rFonts w:asciiTheme="minorBidi" w:hAnsiTheme="minorBidi" w:cs="B Nazanin"/>
+                <w:b/>
+                <w:bCs/>
+                <w:sz w:val="26"/>
+                <w:szCs w:val="26"/>
+                <w:rtl/>
+                <w:lang w:bidi="fa-IR"/>
+              </w:rPr>
+              <w:t>{{HeadCurrentResidence}}</w:t>
+            </w:r>
+          </w:p>
+        </w:tc>
+        <w:tc>
+          <w:tcPr>
+            <w:tcW w:w="3189" w:type="dxa"/>
+            <w:shd w:val="clear" w:color="auto" w:fill="E7E6E6" w:themeFill="background2"/>
+            <w:vAlign w:val="center"/>
+          </w:tcPr>
+          <w:p>
+            <w:pPr>
+              <w:jc w:val="center"/>
+              <w:rPr>
+                <w:rFonts w:asciiTheme="minorBidi" w:hAnsiTheme="minorBidi" w:cs="B Nazanin"/>
+                <w:sz w:val="22"/>
+                <w:szCs w:val="22"/>
+                <w:rtl/>
+                <w:lang w:bidi="fa-IR"/>
+              </w:rPr>
+            </w:pPr>
+            <w:r>
+              <w:rPr>
+                <w:rFonts w:asciiTheme="minorBidi" w:hAnsiTheme="minorBidi" w:cs="B Nazanin" w:hint="cs"/>
+                <w:sz w:val="22"/>
+                <w:szCs w:val="22"/>
+                <w:rtl/>
+                <w:lang w:bidi="fa-IR"/>
+              </w:rPr>
+              <w:t>شماره تلفن</w:t>
+            </w:r>
+          </w:p>
+        </w:tc>
+        <w:tc>
+          <w:tcPr>
+            <w:tcW w:w="1611" w:type="dxa"/>
+            <w:vAlign w:val="center"/>
+          </w:tcPr>
+          <w:p>
+            <w:pPr>
+              <w:jc w:val="center"/>
+              <w:rPr>
+                <w:rFonts w:asciiTheme="minorBidi" w:hAnsiTheme="minorBidi" w:cs="B Nazanin"/>
+                <w:rtl/>
+                <w:lang w:bidi="fa-IR"/>
+              </w:rPr>
+            </w:pPr>
+            <w:r>
+              <w:rPr>
+                <w:rFonts w:asciiTheme="minorBidi" w:hAnsiTheme="minorBidi" w:cs="B Nazanin"/>
+                <w:rtl/>
+                <w:lang w:bidi="fa-IR"/>
+              </w:rPr>
+              <w:t>{{Phone}}</w:t>
+            </w:r>
           </w:p>
         </w:tc>
       </w:tr>
       <w:tr>
         <w:trPr>
-          <w:trHeight w:val="521"/>
+          <w:trHeight w:val="2170"/>
         </w:trPr>
         <w:tc>
           <w:tcPr>
-            <w:tcW w:w="1405" w:type="dxa"/>
-            <w:shd w:val="clear" w:color="auto" w:fill="E7E6E6" w:themeFill="background2"/>
-            <w:vAlign w:val="center"/>
-          </w:tcPr>
-          <w:p>
-            <w:pPr>
-              <w:jc w:val="center"/>
-              <w:rPr>
-                <w:rFonts w:asciiTheme="minorBidi" w:hAnsiTheme="minorBidi" w:cs="B Nazanin"/>
-                <w:b/>
-                <w:bCs/>
-                <w:sz w:val="22"/>
-                <w:szCs w:val="22"/>
-                <w:rtl/>
-                <w:lang w:bidi="fa-IR"/>
-              </w:rPr>
-            </w:pPr>
-            <w:r>
-              <w:rPr>
-                <w:rFonts w:asciiTheme="minorBidi" w:hAnsiTheme="minorBidi" w:cs="B Nazanin"/>
-                <w:b/>
-                <w:bCs/>
-                <w:sz w:val="22"/>
-                <w:szCs w:val="22"/>
-                <w:rtl/>
-                <w:lang w:bidi="fa-IR"/>
-              </w:rPr>
-              <w:t>آدرس:</w:t>
-            </w:r>
-          </w:p>
-        </w:tc>
-        <w:tc>
-          <w:tcPr>
-            <w:tcW w:w="3687" w:type="dxa"/>
+            <w:tcW w:w="5050" w:type="dxa"/>
+            <w:gridSpan w:val="3"/>
+          </w:tcPr>
+          <w:p>
+            <w:pPr>
+              <w:rPr>
+                <w:rFonts w:asciiTheme="minorBidi" w:hAnsiTheme="minorBidi" w:cs="B Nazanin"/>
+                <w:b/>
+                <w:bCs/>
+                <w:sz w:val="24"/>
+                <w:szCs w:val="24"/>
+                <w:rtl/>
+                <w:lang w:bidi="fa-IR"/>
+              </w:rPr>
+            </w:pPr>
+            <w:r>
+              <w:rPr>
+                <w:rFonts w:asciiTheme="minorBidi" w:hAnsiTheme="minorBidi" w:cs="B Nazanin"/>
+                <w:b/>
+                <w:bCs/>
+                <w:sz w:val="24"/>
+                <w:szCs w:val="24"/>
+                <w:rtl/>
+                <w:lang w:bidi="fa-IR"/>
+              </w:rPr>
+              <w:t xml:space="preserve">شرح وضعیت </w:t>
+            </w:r>
+            <w:r>
+              <w:rPr>
+                <w:rFonts w:asciiTheme="minorBidi" w:hAnsiTheme="minorBidi" w:cs="B Nazanin" w:hint="cs"/>
+                <w:b/>
+                <w:bCs/>
+                <w:sz w:val="24"/>
+                <w:szCs w:val="24"/>
+                <w:rtl/>
+                <w:lang w:bidi="fa-IR"/>
+              </w:rPr>
+              <w:t>فوری:</w:t>
+            </w:r>
+          </w:p>
+          <w:p>
+            <w:pPr>
+              <w:jc w:val="center"/>
+              <w:rPr>
+                <w:rFonts w:asciiTheme="minorBidi" w:hAnsiTheme="minorBidi" w:cs="B Nazanin"/>
+                <w:b/>
+                <w:bCs/>
+                <w:sz w:val="24"/>
+                <w:szCs w:val="24"/>
+                <w:rtl/>
+                <w:lang w:bidi="fa-IR"/>
+              </w:rPr>
+            </w:pPr>
+            <w:r>
+              <w:rPr>
+                <w:rFonts w:asciiTheme="minorBidi" w:hAnsiTheme="minorBidi" w:cs="B Nazanin"/>
+                <w:b/>
+                <w:bCs/>
+                <w:sz w:val="24"/>
+                <w:szCs w:val="24"/>
+                <w:rtl/>
+                <w:lang w:bidi="fa-IR"/>
+              </w:rPr>
+              <w:t>{{UrgentSituation}}</w:t>
+            </w:r>
+          </w:p>
+          <w:p>
+            <w:pPr>
+              <w:jc w:val="center"/>
+              <w:rPr>
+                <w:rFonts w:asciiTheme="minorBidi" w:hAnsiTheme="minorBidi" w:cs="B Nazanin"/>
+                <w:b/>
+                <w:bCs/>
+                <w:sz w:val="24"/>
+                <w:szCs w:val="24"/>
+                <w:rtl/>
+                <w:lang w:bidi="fa-IR"/>
+              </w:rPr>
+            </w:pPr>
+          </w:p>
+          <w:p>
+            <w:pPr>
+              <w:jc w:val="center"/>
+              <w:rPr>
+                <w:rFonts w:asciiTheme="minorBidi" w:hAnsiTheme="minorBidi" w:cs="B Nazanin"/>
+                <w:b/>
+                <w:bCs/>
+                <w:sz w:val="24"/>
+                <w:szCs w:val="24"/>
+                <w:rtl/>
+                <w:lang w:bidi="fa-IR"/>
+              </w:rPr>
+            </w:pPr>
+          </w:p>
+          <w:p>
+            <w:pPr>
+              <w:jc w:val="center"/>
+              <w:rPr>
+                <w:rFonts w:asciiTheme="minorBidi" w:hAnsiTheme="minorBidi" w:cs="B Nazanin"/>
+                <w:b/>
+                <w:bCs/>
+                <w:sz w:val="24"/>
+                <w:szCs w:val="24"/>
+                <w:rtl/>
+                <w:lang w:bidi="fa-IR"/>
+              </w:rPr>
+            </w:pPr>
+          </w:p>
+        </w:tc>
+        <w:tc>
+          <w:tcPr>
+            <w:tcW w:w="4800" w:type="dxa"/>
             <w:gridSpan w:val="2"/>
             <w:vAlign w:val="center"/>
           </w:tcPr>
@@ -1185,41 +1473,8 @@
               <w:jc w:val="center"/>
               <w:rPr>
                 <w:rFonts w:asciiTheme="minorBidi" w:hAnsiTheme="minorBidi" w:cs="B Nazanin"/>
-                <w:b/>
-                <w:bCs/>
-                <w:sz w:val="26"/>
-                <w:szCs w:val="26"/>
-                <w:rtl/>
-                <w:lang w:bidi="fa-IR"/>
-              </w:rPr>
-            </w:pPr>
-            <w:r>
-              <w:rPr>
-                <w:rFonts w:asciiTheme="minorBidi" w:hAnsiTheme="minorBidi" w:cs="B Nazanin"/>
-                <w:b/>
-                <w:bCs/>
-                <w:sz w:val="26"/>
-                <w:szCs w:val="26"/>
-                <w:rtl/>
-                <w:lang w:bidi="fa-IR"/>
-              </w:rPr>
-              <w:t>{{HeadCurrentResidence}}</w:t>
-            </w:r>
-          </w:p>
-        </w:tc>
-        <w:tc>
-          <w:tcPr>
-            <w:tcW w:w="2124" w:type="dxa"/>
-            <w:shd w:val="clear" w:color="auto" w:fill="E7E6E6" w:themeFill="background2"/>
-            <w:vAlign w:val="center"/>
-          </w:tcPr>
-          <w:p>
-            <w:pPr>
-              <w:jc w:val="center"/>
-              <w:rPr>
-                <w:rFonts w:asciiTheme="minorBidi" w:hAnsiTheme="minorBidi" w:cs="B Nazanin"/>
-                <w:sz w:val="22"/>
-                <w:szCs w:val="22"/>
+                <w:sz w:val="24"/>
+                <w:szCs w:val="24"/>
                 <w:rtl/>
                 <w:lang w:bidi="fa-IR"/>
               </w:rPr>
@@ -1227,191 +1482,30 @@
             <w:r>
               <w:rPr>
                 <w:rFonts w:asciiTheme="minorBidi" w:hAnsiTheme="minorBidi" w:cs="B Nazanin" w:hint="cs"/>
-                <w:sz w:val="22"/>
-                <w:szCs w:val="22"/>
-                <w:rtl/>
-                <w:lang w:bidi="fa-IR"/>
-              </w:rPr>
-              <w:t>شماره تلفن</w:t>
-            </w:r>
-          </w:p>
-        </w:tc>
-        <w:tc>
-          <w:tcPr>
-            <w:tcW w:w="2408" w:type="dxa"/>
-            <w:vAlign w:val="center"/>
-          </w:tcPr>
-          <w:p>
-            <w:pPr>
-              <w:jc w:val="center"/>
-              <w:rPr>
-                <w:rFonts w:asciiTheme="minorBidi" w:hAnsiTheme="minorBidi" w:cs="B Nazanin"/>
-                <w:rtl/>
-                <w:lang w:bidi="fa-IR"/>
-              </w:rPr>
-            </w:pPr>
-            <w:r>
-              <w:rPr>
-                <w:rFonts w:asciiTheme="minorBidi" w:hAnsiTheme="minorBidi" w:cs="B Nazanin"/>
-                <w:rtl/>
-                <w:lang w:bidi="fa-IR"/>
-              </w:rPr>
-              <w:t>{{Phone}}</w:t>
-            </w:r>
-          </w:p>
-        </w:tc>
-      </w:tr>
-      <w:tr>
-        <w:trPr>
-          <w:trHeight w:val="3131"/>
-        </w:trPr>
-        <w:tc>
-          <w:tcPr>
-            <w:tcW w:w="5092" w:type="dxa"/>
-            <w:gridSpan w:val="3"/>
-          </w:tcPr>
-          <w:p>
-            <w:pPr>
-              <w:rPr>
-                <w:rFonts w:asciiTheme="minorBidi" w:hAnsiTheme="minorBidi" w:cs="B Nazanin"/>
-                <w:b/>
-                <w:bCs/>
-                <w:sz w:val="26"/>
-                <w:szCs w:val="26"/>
-                <w:rtl/>
-                <w:lang w:bidi="fa-IR"/>
-              </w:rPr>
-            </w:pPr>
-            <w:r>
-              <w:rPr>
-                <w:rFonts w:asciiTheme="minorBidi" w:hAnsiTheme="minorBidi" w:cs="B Nazanin"/>
-                <w:b/>
-                <w:bCs/>
-                <w:sz w:val="26"/>
-                <w:szCs w:val="26"/>
-                <w:rtl/>
-                <w:lang w:bidi="fa-IR"/>
-              </w:rPr>
-              <w:t xml:space="preserve">شرح وضعیت </w:t>
-            </w:r>
+                <w:sz w:val="24"/>
+                <w:szCs w:val="24"/>
+                <w:rtl/>
+                <w:lang w:bidi="fa-IR"/>
+              </w:rPr>
+              <w:t>عکس جمعی خانواده</w:t>
+            </w:r>
+          </w:p>
+          <w:p>
+            <w:pPr>
+              <w:jc w:val="center"/>
+              <w:rPr>
+                <w:rFonts w:asciiTheme="minorBidi" w:hAnsiTheme="minorBidi" w:cs="B Nazanin"/>
+                <w:sz w:val="24"/>
+                <w:szCs w:val="24"/>
+                <w:rtl/>
+                <w:lang w:bidi="fa-IR"/>
+              </w:rPr>
+            </w:pPr>
             <w:r>
               <w:rPr>
                 <w:rFonts w:asciiTheme="minorBidi" w:hAnsiTheme="minorBidi" w:cs="B Nazanin" w:hint="cs"/>
-                <w:b/>
-                <w:bCs/>
-                <w:sz w:val="26"/>
-                <w:szCs w:val="26"/>
-                <w:rtl/>
-                <w:lang w:bidi="fa-IR"/>
-              </w:rPr>
-              <w:t>فوری:</w:t>
-            </w:r>
-          </w:p>
-          <w:p>
-            <w:pPr>
-              <w:jc w:val="center"/>
-              <w:rPr>
-                <w:rFonts w:asciiTheme="minorBidi" w:hAnsiTheme="minorBidi" w:cs="B Nazanin"/>
-                <w:b/>
-                <w:bCs/>
-                <w:sz w:val="26"/>
-                <w:szCs w:val="26"/>
-                <w:rtl/>
-                <w:lang w:bidi="fa-IR"/>
-              </w:rPr>
-            </w:pPr>
-            <w:r>
-              <w:rPr>
-                <w:rFonts w:asciiTheme="minorBidi" w:hAnsiTheme="minorBidi" w:cs="B Nazanin"/>
-                <w:b/>
-                <w:bCs/>
-                <w:sz w:val="26"/>
-                <w:szCs w:val="26"/>
-                <w:rtl/>
-                <w:lang w:bidi="fa-IR"/>
-              </w:rPr>
-              <w:t>{{UrgentSituation}}</w:t>
-            </w:r>
-          </w:p>
-          <w:p>
-            <w:pPr>
-              <w:jc w:val="center"/>
-              <w:rPr>
-                <w:rFonts w:asciiTheme="minorBidi" w:hAnsiTheme="minorBidi" w:cs="B Nazanin"/>
-                <w:b/>
-                <w:bCs/>
-                <w:sz w:val="26"/>
-                <w:szCs w:val="26"/>
-                <w:rtl/>
-                <w:lang w:bidi="fa-IR"/>
-              </w:rPr>
-            </w:pPr>
-          </w:p>
-          <w:p>
-            <w:pPr>
-              <w:jc w:val="center"/>
-              <w:rPr>
-                <w:rFonts w:asciiTheme="minorBidi" w:hAnsiTheme="minorBidi" w:cs="B Nazanin"/>
-                <w:b/>
-                <w:bCs/>
-                <w:sz w:val="26"/>
-                <w:szCs w:val="26"/>
-                <w:rtl/>
-                <w:lang w:bidi="fa-IR"/>
-              </w:rPr>
-            </w:pPr>
-          </w:p>
-          <w:p>
-            <w:pPr>
-              <w:jc w:val="center"/>
-              <w:rPr>
-                <w:rFonts w:asciiTheme="minorBidi" w:hAnsiTheme="minorBidi" w:cs="B Nazanin"/>
-                <w:b/>
-                <w:bCs/>
-                <w:sz w:val="26"/>
-                <w:szCs w:val="26"/>
-                <w:rtl/>
-                <w:lang w:bidi="fa-IR"/>
-              </w:rPr>
-            </w:pPr>
-          </w:p>
-        </w:tc>
-        <w:tc>
-          <w:tcPr>
-            <w:tcW w:w="4532" w:type="dxa"/>
-            <w:gridSpan w:val="2"/>
-            <w:vAlign w:val="center"/>
-          </w:tcPr>
-          <w:p>
-            <w:pPr>
-              <w:jc w:val="center"/>
-              <w:rPr>
-                <w:rFonts w:asciiTheme="minorBidi" w:hAnsiTheme="minorBidi" w:cs="B Nazanin"/>
-                <w:rtl/>
-                <w:lang w:bidi="fa-IR"/>
-              </w:rPr>
-            </w:pPr>
-            <w:r>
-              <w:rPr>
-                <w:rFonts w:asciiTheme="minorBidi" w:hAnsiTheme="minorBidi" w:cs="B Nazanin" w:hint="cs"/>
-                <w:rtl/>
-                <w:lang w:bidi="fa-IR"/>
-              </w:rPr>
-              <w:t>عکس جمعی</w:t>
-            </w:r>
-          </w:p>
-          <w:p>
-            <w:pPr>
-              <w:jc w:val="center"/>
-              <w:rPr>
-                <w:rFonts w:asciiTheme="minorBidi" w:hAnsiTheme="minorBidi" w:cs="B Nazanin"/>
-                <w:rtl/>
-                <w:lang w:bidi="fa-IR"/>
-              </w:rPr>
-            </w:pPr>
-            <w:r>
-              <w:rPr>
-                <w:rFonts w:asciiTheme="minorBidi" w:hAnsiTheme="minorBidi" w:cs="B Nazanin" w:hint="cs"/>
+                <w:sz w:val="24"/>
+                <w:szCs w:val="24"/>
                 <w:rtl/>
                 <w:lang w:bidi="fa-IR"/>
               </w:rPr>
@@ -1462,15 +1556,15 @@
         <w:tblLook w:val="04A0" w:firstRow="1" w:lastRow="0" w:firstColumn="1" w:lastColumn="0" w:noHBand="0" w:noVBand="1"/>
       </w:tblPr>
       <w:tblGrid>
-        <w:gridCol w:w="475"/>
-        <w:gridCol w:w="1390"/>
-        <w:gridCol w:w="1414"/>
-        <w:gridCol w:w="1394"/>
-        <w:gridCol w:w="1381"/>
-        <w:gridCol w:w="888"/>
-        <w:gridCol w:w="994"/>
-        <w:gridCol w:w="1124"/>
-        <w:gridCol w:w="930"/>
+        <w:gridCol w:w="441"/>
+        <w:gridCol w:w="2215"/>
+        <w:gridCol w:w="2850"/>
+        <w:gridCol w:w="2605"/>
+        <w:gridCol w:w="2573"/>
+        <w:gridCol w:w="2181"/>
+        <w:gridCol w:w="2066"/>
+        <w:gridCol w:w="2608"/>
+        <w:gridCol w:w="3020"/>
       </w:tblGrid>
       <w:tr>
         <w:trPr>
